--- a/End User License Agreement.docx
+++ b/End User License Agreement.docx
@@ -157,7 +157,7 @@
         <w:rPr>
           <w:rFonts w:ascii="Times New Roman" w:hAnsi="Times New Roman" w:cs="Times New Roman"/>
         </w:rPr>
-        <w:t xml:space="preserve"> extraction were acquired simultaneously with precise temporal synchronization. Face videos were recorded using an Intel RealSense D455 camera at a resolution of 640 × 480 pixels and a frame rate of 30 fps, while both the pulse wave and respiratory belt signals were sampled at 50 Hz. An auxiliary light source providing 820 lux illumination was used to ensure stable lighting conditions.</w:t>
+        <w:t xml:space="preserve"> extraction were acquired simultaneously with precise temporal synchronization. Videos were recorded using different cameras including: Intel RealSense D455C, HIKVISIOIN DS-E14, and VISHINSGAE X20 (S-YUE lens) with different resolutions (1920x1080, 1280x700 and 1280x800), while both the pulse wave and respiratory belt signals were sampled at 50 Hz. An auxiliary light source providing 820 lux illumination was used to ensure stable lighting conditions.</w:t>
       </w:r>
     </w:p>
     <w:p>
@@ -517,6 +517,7 @@
         <w:rPr>
           <w:rFonts w:ascii="Times New Roman" w:hAnsi="Times New Roman" w:cs="Times New Roman" w:hint="eastAsia"/>
         </w:rPr>
+        <w:lastRenderedPageBreak/>
         <w:t xml:space="preserve">Email Address (Institutional):  </w:t>
       </w:r>
     </w:p>
@@ -530,7 +531,6 @@
         <w:rPr>
           <w:rFonts w:ascii="Times New Roman" w:hAnsi="Times New Roman" w:cs="Times New Roman" w:hint="eastAsia"/>
         </w:rPr>
-        <w:lastRenderedPageBreak/>
         <w:t xml:space="preserve">Signature:  </w:t>
       </w:r>
     </w:p>
